--- a/МатМодиИИ/pp__doc_docx/Б2.О.02.01(П)_Производственная практика НИР.docx
+++ b/МатМодиИИ/pp__doc_docx/Б2.О.02.01(П)_Производственная практика НИР.docx
@@ -3449,27 +3449,7 @@
                 <w:lang w:val="ru-RU"/>
               </w:rPr>
               <w:t>Перечень планируемых результатов обучения по практике</w:t>
-            </w:r>
-          </w:p>
-          <w:p>
-            <w:pPr>
-              <w:pStyle w:val="TableParagraph"/>
-              <w:ind w:left="102"/>
-              <w:jc w:val="center"/>
-              <w:rPr>
-                <w:rFonts w:eastAsia="Calibri"/>
-                <w:sz w:val="24"/>
-                <w:szCs w:val="24"/>
-                <w:lang w:val="ru-RU"/>
-              </w:rPr>
-            </w:pPr>
-            <w:r>
-              <w:rPr>
-                <w:rFonts w:eastAsia="Calibri"/>
-                <w:sz w:val="24"/>
-                <w:szCs w:val="24"/>
-                <w:lang w:val="ru-RU"/>
-              </w:rPr>
+              <w:br/>
               <w:t>В результате прохождения практики обучающиеся должны:</w:t>
             </w:r>
           </w:p>
@@ -9811,6 +9791,27 @@
     </w:p>
     <w:p>
       <w:pPr>
+        <w:pStyle w:val="a7"/>
+        <w:spacing w:after="0"/>
+        <w:ind w:firstLine="567"/>
+        <w:jc w:val="both"/>
+        <w:rPr>
+          <w:color w:val="000000"/>
+          <w:sz w:val="28"/>
+          <w:szCs w:val="28"/>
+        </w:rPr>
+      </w:pPr>
+      <w:r>
+        <w:rPr>
+          <w:color w:val="000000"/>
+          <w:sz w:val="28"/>
+          <w:szCs w:val="28"/>
+        </w:rPr>
+        <w:t>Оценочные средства для текущего контроля и промежуточной аттестации приведены в отдельном документе «Оценочные средства» по данной практике. Формы отчётности и ссылки на приложения в оценочных средствах соответствуют настоящей программе практики.</w:t>
+      </w:r>
+    </w:p>
+    <w:p>
+      <w:pPr>
         <w:tabs>
           <w:tab w:val="left" w:pos="0"/>
         </w:tabs>
@@ -9827,23 +9828,7 @@
           <w:sz w:val="28"/>
           <w:szCs w:val="28"/>
         </w:rPr>
-        <w:t>8</w:t>
-      </w:r>
-      <w:r>
-        <w:rPr>
-          <w:b/>
-          <w:sz w:val="28"/>
-          <w:szCs w:val="28"/>
-        </w:rPr>
-        <w:t xml:space="preserve"> </w:t>
-      </w:r>
-      <w:r>
-        <w:rPr>
-          <w:b/>
-          <w:sz w:val="28"/>
-          <w:szCs w:val="28"/>
-        </w:rPr>
-        <w:t>ПЕРЕЧЕНЬ УЧЕБНОЙ ЛИТЕРАТУРЫ И РЕСУРСОВ СЕТИ «ИНТЕРНЕТ», НЕОБХОДИМЫХ ДЛЯ ПРОВЕДЕНИЯ ПРАКТИКИ</w:t>
+        <w:t>8. ПЕРЕЧЕНЬ УЧЕБНОЙ ЛИТЕРАТУРЫ И РЕСУРСОВ СЕТИ «ИНТЕРНЕТ», НЕОБХОДИМЫХ ДЛЯ ПРОВЕДЕНИЯ ПРАКТИКИ</w:t>
       </w:r>
     </w:p>
     <w:p>
@@ -16180,25 +16165,7 @@
           <w:sz w:val="28"/>
           <w:szCs w:val="28"/>
         </w:rPr>
-        <w:t>1</w:t>
-      </w:r>
-      <w:r>
-        <w:rPr>
-          <w:b/>
-          <w:caps/>
-          <w:sz w:val="28"/>
-          <w:szCs w:val="28"/>
-        </w:rPr>
-        <w:t>2</w:t>
-      </w:r>
-      <w:r>
-        <w:rPr>
-          <w:b/>
-          <w:caps/>
-          <w:sz w:val="28"/>
-          <w:szCs w:val="28"/>
-        </w:rPr>
-        <w:t>. Иные сведения и материалы</w:t>
+        <w:t>12. ИНЫЕ СВЕДЕНИЯ И МАТЕРИАЛЫ</w:t>
       </w:r>
     </w:p>
     <w:p>
@@ -16918,23 +16885,7 @@
           <w:sz w:val="28"/>
           <w:szCs w:val="28"/>
         </w:rPr>
-        <w:t>Описать понравившийся доклад другого участника</w:t>
-      </w:r>
-      <w:r>
-        <w:rPr>
-          <w:bCs/>
-          <w:sz w:val="28"/>
-          <w:szCs w:val="28"/>
-        </w:rPr>
-        <w:t xml:space="preserve"> семинара</w:t>
-      </w:r>
-      <w:r>
-        <w:rPr>
-          <w:bCs/>
-          <w:sz w:val="28"/>
-          <w:szCs w:val="28"/>
-        </w:rPr>
-        <w:t>.</w:t>
+        <w:t>Если обсуждались доклады других участников семинара, указать полезные для собственного исследования методы и замечания.</w:t>
       </w:r>
     </w:p>
     <w:p>
@@ -18591,7 +18542,7 @@
           <w:sz w:val="28"/>
           <w:szCs w:val="28"/>
         </w:rPr>
-        <w:t>Описать понравившийся доклад другого участника семинара.</w:t>
+        <w:t>Если обсуждались доклады других участников семинара, указать полезные для собственного исследования методы и замечания.</w:t>
       </w:r>
     </w:p>
     <w:p>
@@ -18822,61 +18773,7 @@
           <w:sz w:val="28"/>
           <w:szCs w:val="28"/>
         </w:rPr>
-        <w:t>Формы отчетности</w:t>
-      </w:r>
-      <w:r>
-        <w:rPr>
-          <w:b/>
-          <w:bCs/>
-          <w:caps/>
-          <w:sz w:val="28"/>
-          <w:szCs w:val="28"/>
-        </w:rPr>
-        <w:t xml:space="preserve"> </w:t>
-      </w:r>
-      <w:r>
-        <w:rPr>
-          <w:b/>
-          <w:bCs/>
-          <w:sz w:val="28"/>
-          <w:szCs w:val="28"/>
-        </w:rPr>
-        <w:t xml:space="preserve">ПО </w:t>
-      </w:r>
-      <w:r>
-        <w:rPr>
-          <w:b/>
-          <w:caps/>
-          <w:sz w:val="28"/>
-          <w:szCs w:val="28"/>
-        </w:rPr>
-        <w:t>практик</w:t>
-      </w:r>
-      <w:r>
-        <w:rPr>
-          <w:b/>
-          <w:caps/>
-          <w:sz w:val="28"/>
-          <w:szCs w:val="28"/>
-        </w:rPr>
-        <w:t>Е</w:t>
-      </w:r>
-      <w:r>
-        <w:rPr>
-          <w:b/>
-          <w:caps/>
-          <w:sz w:val="28"/>
-          <w:szCs w:val="28"/>
-        </w:rPr>
-        <w:t xml:space="preserve"> </w:t>
-      </w:r>
-      <w:r>
-        <w:rPr>
-          <w:b/>
-          <w:caps/>
-          <w:sz w:val="28"/>
-          <w:szCs w:val="28"/>
-        </w:rPr>
+        <w:t xml:space="preserve">ФОРМЫ ОТЧЕТНОСТИ ПО ПРАКТИКЕ </w:t>
         <w:br/>
       </w:r>
     </w:p>
@@ -23273,7 +23170,7 @@
           <w:sz w:val="28"/>
           <w:szCs w:val="28"/>
         </w:rPr>
-        <w:t>Описать понравившийся доклад другого участника семинара.</w:t>
+        <w:t>Если обсуждались доклады других участников семинара, указать полезные для собственного исследования методы и замечания.</w:t>
       </w:r>
     </w:p>
     <w:p>
@@ -24913,7 +24810,7 @@
           <w:sz w:val="28"/>
           <w:szCs w:val="28"/>
         </w:rPr>
-        <w:t>Описать понравившийся доклад другого участника семинара.</w:t>
+        <w:t>Если обсуждались доклады других участников семинара, указать полезные для собственного исследования методы и замечания.</w:t>
       </w:r>
     </w:p>
     <w:p>

--- a/МатМодиИИ/pp__doc_docx/Б2.О.02.01(П)_Производственная практика НИР.docx
+++ b/МатМодиИИ/pp__doc_docx/Б2.О.02.01(П)_Производственная практика НИР.docx
@@ -5759,7 +5759,7 @@
         </w:rPr>
       </w:pPr>
     </w:p>
-    <w:p>
+    <w:p xmlns:w="http://schemas.openxmlformats.org/wordprocessingml/2006/main" xmlns:w14="http://schemas.microsoft.com/office/word/2010/wordml">
       <w:pPr>
         <w:rPr>
           <w:sz w:val="28"/>
@@ -5817,7 +5817,7 @@
           <w:sz w:val="28"/>
           <w:szCs w:val="28"/>
         </w:rPr>
-        <w:t>, 360 академических часов: в 9 семестре — 5 з.е., 180 часов (6 часов контактной и 174 часа самостоятельной работы), зачёт; в 10 семестре — 5 з.е., 180 часов (6 часов контактной и 174 часа самостоятельной работы), зачёт с оценкой. Отдельные непрерывные блоки НИР в календарном графике не выделены. В таблице раздела 6 указаны суммарные часы двух этапов; на каждый семестр приходится половина часов соответствующей строки. Практическая подготовка — 312 часов в составе общей трудоёмкости.</w:t>
+        <w:t xml:space="preserve">, 360 академических часов: в 9 семестре — 5 з.е., 180 часов (6 часов контактной и 174 часа самостоятельной работы), зачёт; в 10 семестре — 5 з.е., 180 часов (6 часов контактной и 174 часа самостоятельной работы), зачёт с оценкой. Отдельные непрерывные блоки НИР в календарном графике не выделены. В таблице раздела 6 приведены суммарные часы двух этапов: контактная и самостоятельная работа распределяются поровну — по 6 и 174 часа в каждом семестре. Практическая подготовка составляет 312 часов: в 9 семестре — 174 часа, в 10 семестре — 138 часов; она включена в общую трудоёмкость 360 часов.</w:t>
       </w:r>
     </w:p>
     <w:p>
@@ -10547,7 +10547,7 @@
         </w:tc>
       </w:tr>
       <w:tr>
-        <w:tc>
+        <w:tc xmlns:w="http://schemas.openxmlformats.org/wordprocessingml/2006/main" xmlns:w14="http://schemas.microsoft.com/office/word/2010/wordml">
           <w:tcPr>
             <w:tcW w:w="680" w:type="dxa"/>
             <w:tcBorders>
@@ -10564,7 +10564,7 @@
               <w:jc w:val="center"/>
             </w:pPr>
             <w:r>
-              <w:t>6.</w:t>
+              <w:t xml:space="preserve">3.</w:t>
             </w:r>
           </w:p>
         </w:tc>
@@ -10725,7 +10725,7 @@
         </w:tc>
       </w:tr>
       <w:tr>
-        <w:tc>
+        <w:tc xmlns:w="http://schemas.openxmlformats.org/wordprocessingml/2006/main" xmlns:w14="http://schemas.microsoft.com/office/word/2010/wordml">
           <w:tcPr>
             <w:tcW w:w="680" w:type="dxa"/>
             <w:tcBorders>
@@ -10742,7 +10742,7 @@
               <w:jc w:val="center"/>
             </w:pPr>
             <w:r>
-              <w:t>7.</w:t>
+              <w:t xml:space="preserve">4.</w:t>
             </w:r>
           </w:p>
         </w:tc>
@@ -10834,7 +10834,7 @@
         </w:tc>
       </w:tr>
       <w:tr>
-        <w:tc>
+        <w:tc xmlns:w="http://schemas.openxmlformats.org/wordprocessingml/2006/main" xmlns:w14="http://schemas.microsoft.com/office/word/2010/wordml">
           <w:tcPr>
             <w:tcW w:w="680" w:type="dxa"/>
             <w:tcBorders>
@@ -10851,8 +10851,7 @@
               <w:jc w:val="center"/>
             </w:pPr>
             <w:r>
-              <w:lastRenderedPageBreak/>
-              <w:t>8.</w:t>
+              <w:t xml:space="preserve">5.</w:t>
             </w:r>
           </w:p>
         </w:tc>
@@ -10944,7 +10943,7 @@
         </w:tc>
       </w:tr>
       <w:tr>
-        <w:tc>
+        <w:tc xmlns:w="http://schemas.openxmlformats.org/wordprocessingml/2006/main" xmlns:w14="http://schemas.microsoft.com/office/word/2010/wordml">
           <w:tcPr>
             <w:tcW w:w="680" w:type="dxa"/>
             <w:tcBorders>
@@ -10961,7 +10960,7 @@
               <w:jc w:val="center"/>
             </w:pPr>
             <w:r>
-              <w:t>9.</w:t>
+              <w:t xml:space="preserve">6.</w:t>
             </w:r>
           </w:p>
         </w:tc>
@@ -14575,7 +14574,9 @@
         <w:t>9.2 Требования к программному обеспечению</w:t>
       </w:r>
     </w:p>
-    <w:p>
+    <w:bookmarkStart xmlns:w="http://schemas.openxmlformats.org/wordprocessingml/2006/main" w:id="5" w:name="_Hlk163485998"/>
+    <w:bookmarkEnd xmlns:w="http://schemas.openxmlformats.org/wordprocessingml/2006/main" w:id="5"/>
+    <w:p xmlns:w="http://schemas.openxmlformats.org/wordprocessingml/2006/main" xmlns:w14="http://schemas.microsoft.com/office/word/2010/wordml">
       <w:pPr>
         <w:ind w:firstLine="567"/>
         <w:rPr>
@@ -14584,17 +14585,16 @@
           <w:szCs w:val="28"/>
         </w:rPr>
       </w:pPr>
-      <w:bookmarkStart w:id="5" w:name="_Hlk163485998"/>
-      <w:r>
-        <w:rPr>
-          <w:b/>
-          <w:sz w:val="28"/>
-          <w:szCs w:val="28"/>
-        </w:rPr>
-        <w:t>Стандартный набор ПО:</w:t>
-      </w:r>
-    </w:p>
-    <w:tbl>
+      <w:r>
+        <w:rPr>
+          <w:b/>
+          <w:sz w:val="28"/>
+          <w:szCs w:val="28"/>
+        </w:rPr>
+        <w:t xml:space="preserve">Стандартный набор ПО:</w:t>
+      </w:r>
+    </w:p>
+    <w:tbl xmlns:w="http://schemas.openxmlformats.org/wordprocessingml/2006/main" xmlns:w14="http://schemas.microsoft.com/office/word/2010/wordml">
       <w:tblPr>
         <w:tblW w:w="5000" w:type="pct"/>
         <w:tblBorders>
@@ -14613,7 +14613,7 @@
       </w:tblGrid>
       <w:tr>
         <w:trPr>
-          <w:trHeight w:val="184"/>
+          <w:tblHeader/>
         </w:trPr>
         <w:tc>
           <w:tcPr>
@@ -14625,7 +14625,10 @@
               <w:ind w:firstLine="0"/>
             </w:pPr>
             <w:r>
-              <w:t>Название ПО</w:t>
+              <w:rPr>
+                <w:b/>
+              </w:rPr>
+              <w:t xml:space="preserve">Название ПО</w:t>
             </w:r>
           </w:p>
         </w:tc>
@@ -14639,15 +14642,16 @@
               <w:ind w:firstLine="0"/>
             </w:pPr>
             <w:r>
-              <w:t>Основание</w:t>
+              <w:rPr>
+                <w:b/>
+              </w:rPr>
+              <w:t xml:space="preserve">Основание</w:t>
             </w:r>
           </w:p>
         </w:tc>
       </w:tr>
       <w:tr>
-        <w:trPr>
-          <w:trHeight w:val="329"/>
-        </w:trPr>
+        <w:trPr/>
         <w:tc>
           <w:tcPr>
             <w:tcW w:w="2903" w:type="pct"/>
@@ -14658,10 +14662,8 @@
             </w:pPr>
             <w:r>
               <w:t xml:space="preserve">Операционная система </w:t>
-            </w:r>
-            <w:r>
               <w:br/>
-              <w:t>РЕД ОС 8.0 «Рабочая станция»</w:t>
+              <w:t xml:space="preserve">РЕД ОС 8.0 «Рабочая станция»</w:t>
             </w:r>
           </w:p>
         </w:tc>
@@ -14674,15 +14676,13 @@
               <w:ind w:firstLine="0"/>
             </w:pPr>
             <w:r>
-              <w:t>Соглашение №93/03-22У от 11.03.2022</w:t>
+              <w:t xml:space="preserve">Соглашение №93/03-22У от 11.03.2022</w:t>
             </w:r>
           </w:p>
         </w:tc>
       </w:tr>
       <w:tr>
-        <w:trPr>
-          <w:trHeight w:val="323"/>
-        </w:trPr>
+        <w:trPr/>
         <w:tc>
           <w:tcPr>
             <w:tcW w:w="2903" w:type="pct"/>
@@ -14692,8 +14692,7 @@
               <w:ind w:firstLine="0"/>
             </w:pPr>
             <w:r>
-              <w:lastRenderedPageBreak/>
-              <w:t>Офисный пакет Р7-Офис</w:t>
+              <w:t xml:space="preserve">Офисный пакет Р7-Офис</w:t>
             </w:r>
           </w:p>
         </w:tc>
@@ -14706,15 +14705,13 @@
               <w:ind w:firstLine="0"/>
             </w:pPr>
             <w:r>
-              <w:t>Соглашение б/н от 19.01.2026</w:t>
+              <w:t xml:space="preserve">Соглашение б/н от 19.01.2026</w:t>
             </w:r>
           </w:p>
         </w:tc>
       </w:tr>
       <w:tr>
-        <w:trPr>
-          <w:trHeight w:val="272"/>
-        </w:trPr>
+        <w:trPr/>
         <w:tc>
           <w:tcPr>
             <w:tcW w:w="2903" w:type="pct"/>
@@ -14724,15 +14721,7 @@
               <w:ind w:firstLine="0"/>
             </w:pPr>
             <w:r>
-              <w:t xml:space="preserve">Офисный пакет </w:t>
-            </w:r>
-            <w:proofErr w:type="spellStart"/>
-            <w:r>
-              <w:t>Libre</w:t>
-            </w:r>
-            <w:proofErr w:type="spellEnd"/>
-            <w:r>
-              <w:t xml:space="preserve"> Office </w:t>
+              <w:t xml:space="preserve">Офисный пакет Libre Office </w:t>
             </w:r>
           </w:p>
         </w:tc>
@@ -14745,15 +14734,13 @@
               <w:ind w:firstLine="0"/>
             </w:pPr>
             <w:r>
-              <w:t>Свободно распространяемое ПО</w:t>
+              <w:t xml:space="preserve">Свободно распространяемое ПО</w:t>
             </w:r>
           </w:p>
         </w:tc>
       </w:tr>
       <w:tr>
-        <w:trPr>
-          <w:trHeight w:val="275"/>
-        </w:trPr>
+        <w:trPr/>
         <w:tc>
           <w:tcPr>
             <w:tcW w:w="2903" w:type="pct"/>
@@ -14764,38 +14751,8 @@
             </w:pPr>
             <w:r>
               <w:t xml:space="preserve">Архиватор: </w:t>
-            </w:r>
-            <w:r>
               <w:br/>
-            </w:r>
-            <w:proofErr w:type="spellStart"/>
-            <w:r>
-              <w:rPr>
-                <w:lang w:val="en-US"/>
-              </w:rPr>
-              <w:t>Engrampa</w:t>
-            </w:r>
-            <w:proofErr w:type="spellEnd"/>
-            <w:r>
-              <w:t xml:space="preserve"> – </w:t>
-            </w:r>
-            <w:r>
-              <w:rPr>
-                <w:lang w:val="en-US"/>
-              </w:rPr>
-              <w:t>Archive</w:t>
-            </w:r>
-            <w:r>
-              <w:t xml:space="preserve"> </w:t>
-            </w:r>
-            <w:r>
-              <w:rPr>
-                <w:lang w:val="en-US"/>
-              </w:rPr>
-              <w:t>Manager</w:t>
-            </w:r>
-            <w:r>
-              <w:t xml:space="preserve"> </w:t>
+              <w:t xml:space="preserve">Engrampa – Archive Manager </w:t>
             </w:r>
           </w:p>
         </w:tc>
@@ -14808,15 +14765,13 @@
               <w:ind w:firstLine="0"/>
             </w:pPr>
             <w:r>
-              <w:t>Свободно распространяемое ПО</w:t>
+              <w:t xml:space="preserve">Свободно распространяемое ПО</w:t>
             </w:r>
           </w:p>
         </w:tc>
       </w:tr>
       <w:tr>
-        <w:trPr>
-          <w:trHeight w:val="567"/>
-        </w:trPr>
+        <w:trPr/>
         <w:tc>
           <w:tcPr>
             <w:tcW w:w="2903" w:type="pct"/>
@@ -14824,41 +14779,11 @@
           <w:p>
             <w:pPr>
               <w:ind w:firstLine="0"/>
-              <w:rPr>
-                <w:lang w:val="en-US"/>
-              </w:rPr>
-            </w:pPr>
-            <w:r>
-              <w:t>Файловые</w:t>
-            </w:r>
-            <w:r>
-              <w:rPr>
-                <w:lang w:val="en-US"/>
-              </w:rPr>
-              <w:t xml:space="preserve"> </w:t>
-            </w:r>
-            <w:r>
-              <w:t>менеджеры</w:t>
-            </w:r>
-            <w:r>
-              <w:rPr>
-                <w:lang w:val="en-US"/>
-              </w:rPr>
-              <w:t>:</w:t>
-            </w:r>
-          </w:p>
-          <w:p>
-            <w:pPr>
-              <w:ind w:firstLine="0"/>
-              <w:rPr>
-                <w:lang w:val="en-US"/>
-              </w:rPr>
-            </w:pPr>
-            <w:r>
-              <w:rPr>
-                <w:lang w:val="en-US"/>
-              </w:rPr>
-              <w:t>Midnight Commander, Double Commander</w:t>
+            </w:pPr>
+            <w:r>
+              <w:t xml:space="preserve">Файловые менеджеры:</w:t>
+              <w:br/>
+              <w:t xml:space="preserve">Midnight Commander, Double Commander</w:t>
             </w:r>
           </w:p>
         </w:tc>
@@ -14871,15 +14796,13 @@
               <w:ind w:firstLine="0"/>
             </w:pPr>
             <w:r>
-              <w:t>Свободно распространяемое ПО</w:t>
+              <w:t xml:space="preserve">Свободно распространяемое ПО</w:t>
             </w:r>
           </w:p>
         </w:tc>
       </w:tr>
       <w:tr>
-        <w:trPr>
-          <w:trHeight w:val="405"/>
-        </w:trPr>
+        <w:trPr/>
         <w:tc>
           <w:tcPr>
             <w:tcW w:w="2903" w:type="pct"/>
@@ -14889,25 +14812,9 @@
               <w:ind w:firstLine="0"/>
             </w:pPr>
             <w:r>
-              <w:t>Интернет-браузеры:</w:t>
-            </w:r>
-            <w:r>
+              <w:t xml:space="preserve">Интернет-браузеры:</w:t>
               <w:br/>
-            </w:r>
-            <w:r>
-              <w:rPr>
-                <w:lang w:val="en-US"/>
-              </w:rPr>
-              <w:t>Chromium</w:t>
-            </w:r>
-            <w:r>
-              <w:t xml:space="preserve">, </w:t>
-            </w:r>
-            <w:r>
-              <w:rPr>
-                <w:lang w:val="en-US"/>
-              </w:rPr>
-              <w:t>Firefox</w:t>
+              <w:t xml:space="preserve">Chromium, Firefox</w:t>
             </w:r>
           </w:p>
         </w:tc>
@@ -14920,15 +14827,13 @@
               <w:ind w:firstLine="0"/>
             </w:pPr>
             <w:r>
-              <w:t>Свободно распространяемое ПО</w:t>
+              <w:t xml:space="preserve">Свободно распространяемое ПО</w:t>
             </w:r>
           </w:p>
         </w:tc>
       </w:tr>
       <w:tr>
-        <w:trPr>
-          <w:trHeight w:val="569"/>
-        </w:trPr>
+        <w:trPr/>
         <w:tc>
           <w:tcPr>
             <w:tcW w:w="2903" w:type="pct"/>
@@ -14938,13 +14843,7 @@
               <w:ind w:firstLine="0"/>
             </w:pPr>
             <w:r>
-              <w:t xml:space="preserve">Программа для просмотра и редактирования графических файлов </w:t>
-            </w:r>
-            <w:r>
-              <w:rPr>
-                <w:lang w:val="en-US"/>
-              </w:rPr>
-              <w:t>Pix</w:t>
+              <w:t xml:space="preserve">Программа для просмотра и редактирования графических файлов Pix</w:t>
             </w:r>
           </w:p>
         </w:tc>
@@ -14957,15 +14856,13 @@
               <w:ind w:firstLine="0"/>
             </w:pPr>
             <w:r>
-              <w:t>Свободно распространяемое ПО</w:t>
+              <w:t xml:space="preserve">Свободно распространяемое ПО</w:t>
             </w:r>
           </w:p>
         </w:tc>
       </w:tr>
       <w:tr>
-        <w:trPr>
-          <w:trHeight w:val="549"/>
-        </w:trPr>
+        <w:trPr/>
         <w:tc>
           <w:tcPr>
             <w:tcW w:w="2903" w:type="pct"/>
@@ -14976,35 +14873,8 @@
             </w:pPr>
             <w:r>
               <w:t xml:space="preserve">Программа для просмотра и редактирования </w:t>
-            </w:r>
-            <w:r>
               <w:br/>
-            </w:r>
-            <w:proofErr w:type="spellStart"/>
-            <w:r>
-              <w:rPr>
-                <w:lang w:val="en-US"/>
-              </w:rPr>
-              <w:t>Atril</w:t>
-            </w:r>
-            <w:proofErr w:type="spellEnd"/>
-            <w:r>
-              <w:t xml:space="preserve"> – </w:t>
-            </w:r>
-            <w:r>
-              <w:rPr>
-                <w:lang w:val="en-US"/>
-              </w:rPr>
-              <w:t>Document</w:t>
-            </w:r>
-            <w:r>
-              <w:t xml:space="preserve"> </w:t>
-            </w:r>
-            <w:r>
-              <w:rPr>
-                <w:lang w:val="en-US"/>
-              </w:rPr>
-              <w:t>Viewer</w:t>
+              <w:t xml:space="preserve">Atril – Document Viewer</w:t>
             </w:r>
           </w:p>
         </w:tc>
@@ -15017,15 +14887,13 @@
               <w:ind w:firstLine="0"/>
             </w:pPr>
             <w:r>
-              <w:t>Свободно распространяемое ПО</w:t>
+              <w:t xml:space="preserve">Свободно распространяемое ПО</w:t>
             </w:r>
           </w:p>
         </w:tc>
       </w:tr>
       <w:tr>
-        <w:trPr>
-          <w:trHeight w:val="273"/>
-        </w:trPr>
+        <w:trPr/>
         <w:tc>
           <w:tcPr>
             <w:tcW w:w="2903" w:type="pct"/>
@@ -15033,29 +14901,9 @@
           <w:p>
             <w:pPr>
               <w:ind w:firstLine="0"/>
-              <w:rPr>
-                <w:lang w:val="en-US"/>
-              </w:rPr>
-            </w:pPr>
-            <w:proofErr w:type="gramStart"/>
-            <w:r>
-              <w:t>Медиа</w:t>
-            </w:r>
-            <w:r>
-              <w:rPr>
-                <w:lang w:val="en-US"/>
-              </w:rPr>
-              <w:t>-</w:t>
-            </w:r>
-            <w:r>
-              <w:t>плеер</w:t>
-            </w:r>
-            <w:proofErr w:type="gramEnd"/>
-            <w:r>
-              <w:rPr>
-                <w:lang w:val="en-US"/>
-              </w:rPr>
-              <w:t xml:space="preserve"> VLC media player </w:t>
+            </w:pPr>
+            <w:r>
+              <w:t xml:space="preserve">Медиа-плеер VLC media player </w:t>
             </w:r>
           </w:p>
         </w:tc>
@@ -15068,68 +14916,33 @@
               <w:ind w:firstLine="0"/>
             </w:pPr>
             <w:r>
-              <w:t>Свободно распространяемое ПО</w:t>
+              <w:t xml:space="preserve">Свободно распространяемое ПО</w:t>
             </w:r>
           </w:p>
         </w:tc>
       </w:tr>
     </w:tbl>
-    <w:p/>
-    <w:bookmarkEnd w:id="5"/>
-    <w:p/>
-    <w:p>
-      <w:pPr>
-        <w:ind w:left="360"/>
-        <w:rPr>
-          <w:b/>
-          <w:sz w:val="28"/>
-          <w:szCs w:val="28"/>
-        </w:rPr>
-      </w:pPr>
-      <w:r>
-        <w:rPr>
-          <w:b/>
-          <w:sz w:val="28"/>
-          <w:szCs w:val="28"/>
-        </w:rPr>
-        <w:t>С</w:t>
-      </w:r>
-      <w:r>
-        <w:rPr>
-          <w:b/>
-          <w:sz w:val="28"/>
-          <w:szCs w:val="28"/>
-        </w:rPr>
-        <w:t>пециализированный</w:t>
-      </w:r>
-      <w:r>
-        <w:rPr>
-          <w:b/>
-          <w:sz w:val="28"/>
-          <w:szCs w:val="28"/>
-        </w:rPr>
-        <w:t xml:space="preserve"> набор ПО (для </w:t>
-      </w:r>
-      <w:r>
-        <w:rPr>
-          <w:b/>
-          <w:sz w:val="28"/>
-          <w:szCs w:val="28"/>
-        </w:rPr>
-        <w:t>научных исследований</w:t>
-      </w:r>
-      <w:r>
-        <w:rPr>
-          <w:b/>
-          <w:sz w:val="28"/>
-          <w:szCs w:val="28"/>
-        </w:rPr>
-        <w:t>)</w:t>
-      </w:r>
-    </w:p>
-    <w:tbl>
+    <w:p xmlns:w="http://schemas.openxmlformats.org/wordprocessingml/2006/main" xmlns:w14="http://schemas.microsoft.com/office/word/2010/wordml">
+      <w:pPr>
+        <w:ind w:firstLine="567"/>
+        <w:rPr>
+          <w:b/>
+          <w:sz w:val="28"/>
+          <w:szCs w:val="28"/>
+        </w:rPr>
+      </w:pPr>
+      <w:r>
+        <w:rPr>
+          <w:b/>
+          <w:sz w:val="28"/>
+          <w:szCs w:val="28"/>
+        </w:rPr>
+        <w:t xml:space="preserve">Специализированный набор ПО:</w:t>
+      </w:r>
+    </w:p>
+    <w:tbl xmlns:w="http://schemas.openxmlformats.org/wordprocessingml/2006/main" xmlns:w14="http://schemas.microsoft.com/office/word/2010/wordml">
       <w:tblPr>
-        <w:tblW w:w="9464" w:type="dxa"/>
+        <w:tblW w:w="5000" w:type="pct"/>
         <w:tblBorders>
           <w:top w:val="single" w:sz="4" w:space="0" w:color="auto"/>
           <w:left w:val="single" w:sz="4" w:space="0" w:color="auto"/>
@@ -15138,490 +14951,140 @@
           <w:insideH w:val="single" w:sz="4" w:space="0" w:color="auto"/>
           <w:insideV w:val="single" w:sz="4" w:space="0" w:color="auto"/>
         </w:tblBorders>
-        <w:tblLayout w:type="fixed"/>
         <w:tblLook w:val="04A0" w:firstRow="1" w:lastRow="0" w:firstColumn="1" w:lastColumn="0" w:noHBand="0" w:noVBand="1"/>
       </w:tblPr>
       <w:tblGrid>
-        <w:gridCol w:w="6062"/>
-        <w:gridCol w:w="3402"/>
+        <w:gridCol w:w="5556"/>
+        <w:gridCol w:w="4014"/>
       </w:tblGrid>
       <w:tr>
-        <w:tc>
-          <w:tcPr>
-            <w:tcW w:w="6062" w:type="dxa"/>
+        <w:trPr>
+          <w:tblHeader/>
+        </w:trPr>
+        <w:tc>
+          <w:tcPr>
+            <w:tcW w:w="2903" w:type="pct"/>
             <w:vAlign w:val="center"/>
           </w:tcPr>
           <w:p>
             <w:pPr>
               <w:ind w:firstLine="0"/>
-              <w:jc w:val="center"/>
-            </w:pPr>
-            <w:proofErr w:type="spellStart"/>
-            <w:r>
-              <w:rPr>
-                <w:lang w:val="en-US"/>
-              </w:rPr>
-              <w:t>Название</w:t>
-            </w:r>
-            <w:proofErr w:type="spellEnd"/>
-            <w:r>
-              <w:rPr>
-                <w:lang w:val="en-US"/>
-              </w:rPr>
-              <w:t xml:space="preserve"> ПО</w:t>
-            </w:r>
-          </w:p>
-        </w:tc>
-        <w:tc>
-          <w:tcPr>
-            <w:tcW w:w="3402" w:type="dxa"/>
+            </w:pPr>
+            <w:r>
+              <w:rPr>
+                <w:b/>
+              </w:rPr>
+              <w:t xml:space="preserve">Название ПО</w:t>
+            </w:r>
+          </w:p>
+        </w:tc>
+        <w:tc>
+          <w:tcPr>
+            <w:tcW w:w="2097" w:type="pct"/>
             <w:vAlign w:val="center"/>
           </w:tcPr>
           <w:p>
             <w:pPr>
               <w:ind w:firstLine="0"/>
-              <w:jc w:val="center"/>
-            </w:pPr>
-            <w:r>
-              <w:rPr>
-                <w:lang w:val="en-US"/>
-              </w:rPr>
-              <w:t xml:space="preserve">№ </w:t>
-            </w:r>
-            <w:r>
-              <w:t>лицензии</w:t>
+            </w:pPr>
+            <w:r>
+              <w:rPr>
+                <w:b/>
+              </w:rPr>
+              <w:t xml:space="preserve">Основание</w:t>
             </w:r>
           </w:p>
         </w:tc>
       </w:tr>
       <w:tr>
-        <w:tc>
-          <w:tcPr>
-            <w:tcW w:w="6062" w:type="dxa"/>
-          </w:tcPr>
-          <w:p>
-            <w:pPr>
-              <w:ind w:firstLine="0"/>
-            </w:pPr>
-            <w:r>
-              <w:t xml:space="preserve">Платформа для статистической обработки данных </w:t>
-            </w:r>
-            <w:proofErr w:type="spellStart"/>
-            <w:r>
-              <w:t>jamovi</w:t>
-            </w:r>
-            <w:proofErr w:type="spellEnd"/>
-            <w:r>
-              <w:t xml:space="preserve"> </w:t>
-            </w:r>
-            <w:r>
-              <w:rPr>
-                <w:lang w:val="en-US"/>
-              </w:rPr>
-              <w:t>desktop</w:t>
-            </w:r>
-            <w:r>
-              <w:t xml:space="preserve">, </w:t>
-            </w:r>
-            <w:hyperlink r:id="rId29" w:history="1">
-              <w:r>
-                <w:rPr>
-                  <w:rStyle w:val="a3"/>
-                </w:rPr>
-                <w:t>https://www.jamovi.org/</w:t>
-              </w:r>
-            </w:hyperlink>
-          </w:p>
-        </w:tc>
-        <w:tc>
-          <w:tcPr>
-            <w:tcW w:w="3402" w:type="dxa"/>
-          </w:tcPr>
-          <w:p>
-            <w:pPr>
-              <w:ind w:firstLine="0"/>
-            </w:pPr>
-            <w:r>
-              <w:t>Свободно распространяемое ПО</w:t>
+        <w:trPr/>
+        <w:tc>
+          <w:tcPr>
+            <w:tcW w:w="2903" w:type="pct"/>
+          </w:tcPr>
+          <w:p>
+            <w:pPr>
+              <w:ind w:firstLine="0"/>
+            </w:pPr>
+            <w:r>
+              <w:t xml:space="preserve">Python</w:t>
+            </w:r>
+          </w:p>
+        </w:tc>
+        <w:tc>
+          <w:tcPr>
+            <w:tcW w:w="2097" w:type="pct"/>
+          </w:tcPr>
+          <w:p>
+            <w:pPr>
+              <w:ind w:firstLine="0"/>
+            </w:pPr>
+            <w:r>
+              <w:t xml:space="preserve">Указано в перечне дополнительного ПО (категория «Языки программирования, библиотеки и среды разработки, робототехника»).</w:t>
             </w:r>
           </w:p>
         </w:tc>
       </w:tr>
       <w:tr>
-        <w:tc>
-          <w:tcPr>
-            <w:tcW w:w="6062" w:type="dxa"/>
-          </w:tcPr>
-          <w:p>
-            <w:pPr>
-              <w:ind w:firstLine="0"/>
-              <w:rPr>
-                <w:bCs/>
-              </w:rPr>
-            </w:pPr>
-            <w:r>
-              <w:rPr>
-                <w:bCs/>
-              </w:rPr>
-              <w:t xml:space="preserve">Открытый дистрибутив </w:t>
-            </w:r>
-            <w:r>
-              <w:rPr>
-                <w:bCs/>
-              </w:rPr>
-              <w:t>для верстки математических текстов</w:t>
-            </w:r>
-            <w:r>
-              <w:rPr>
-                <w:bCs/>
-              </w:rPr>
-              <w:t xml:space="preserve"> </w:t>
-            </w:r>
-            <w:proofErr w:type="spellStart"/>
-            <w:r>
-              <w:rPr>
-                <w:bCs/>
-                <w:lang w:val="en-US"/>
-              </w:rPr>
-              <w:t>TeX</w:t>
-            </w:r>
-            <w:proofErr w:type="spellEnd"/>
-            <w:r>
-              <w:rPr>
-                <w:bCs/>
-              </w:rPr>
-              <w:t xml:space="preserve"> </w:t>
-            </w:r>
-            <w:r>
-              <w:rPr>
-                <w:bCs/>
-              </w:rPr>
-              <w:t xml:space="preserve">– консоль </w:t>
-            </w:r>
-            <w:proofErr w:type="spellStart"/>
-            <w:r>
-              <w:rPr>
-                <w:bCs/>
-                <w:lang w:val="en-US"/>
-              </w:rPr>
-              <w:t>micTeX</w:t>
-            </w:r>
-            <w:proofErr w:type="spellEnd"/>
-            <w:r>
-              <w:rPr>
-                <w:bCs/>
-              </w:rPr>
-              <w:t xml:space="preserve"> 2.9, </w:t>
-            </w:r>
-            <w:hyperlink r:id="rId30" w:history="1">
-              <w:r>
-                <w:rPr>
-                  <w:rStyle w:val="a3"/>
-                  <w:bCs/>
-                </w:rPr>
-                <w:t>https://miktex.org/</w:t>
-              </w:r>
-            </w:hyperlink>
-            <w:r>
-              <w:rPr>
-                <w:bCs/>
-              </w:rPr>
-              <w:t xml:space="preserve"> </w:t>
-            </w:r>
-          </w:p>
-        </w:tc>
-        <w:tc>
-          <w:tcPr>
-            <w:tcW w:w="3402" w:type="dxa"/>
-          </w:tcPr>
-          <w:p>
-            <w:pPr>
-              <w:ind w:firstLine="0"/>
-              <w:rPr>
-                <w:b/>
-              </w:rPr>
-            </w:pPr>
-            <w:r>
-              <w:t>Свободно распространяемое ПО</w:t>
+        <w:trPr/>
+        <w:tc>
+          <w:tcPr>
+            <w:tcW w:w="2903" w:type="pct"/>
+          </w:tcPr>
+          <w:p>
+            <w:pPr>
+              <w:ind w:firstLine="0"/>
+            </w:pPr>
+            <w:r>
+              <w:t xml:space="preserve">Maxima</w:t>
+            </w:r>
+          </w:p>
+        </w:tc>
+        <w:tc>
+          <w:tcPr>
+            <w:tcW w:w="2097" w:type="pct"/>
+          </w:tcPr>
+          <w:p>
+            <w:pPr>
+              <w:ind w:firstLine="0"/>
+            </w:pPr>
+            <w:r>
+              <w:t xml:space="preserve">Указано в перечне дополнительного ПО (категория «Математические и естественные науки»).</w:t>
             </w:r>
           </w:p>
         </w:tc>
       </w:tr>
       <w:tr>
-        <w:tc>
-          <w:tcPr>
-            <w:tcW w:w="6062" w:type="dxa"/>
-          </w:tcPr>
-          <w:p>
-            <w:pPr>
-              <w:ind w:firstLine="0"/>
-              <w:rPr>
-                <w:bCs/>
-              </w:rPr>
-            </w:pPr>
-            <w:r>
-              <w:rPr>
-                <w:bCs/>
-              </w:rPr>
-              <w:t xml:space="preserve">Кросс-платформенный редактор LAΤΕΧ с открытым кодом </w:t>
-            </w:r>
-            <w:proofErr w:type="spellStart"/>
-            <w:r>
-              <w:rPr>
-                <w:bCs/>
-              </w:rPr>
-              <w:t>TeXstudio</w:t>
-            </w:r>
-            <w:proofErr w:type="spellEnd"/>
-            <w:r>
-              <w:rPr>
-                <w:bCs/>
-              </w:rPr>
-              <w:t xml:space="preserve">, </w:t>
-            </w:r>
-            <w:hyperlink r:id="rId31" w:history="1">
-              <w:r>
-                <w:rPr>
-                  <w:rStyle w:val="a3"/>
-                  <w:bCs/>
-                </w:rPr>
-                <w:t>https://texstudio.org/</w:t>
-              </w:r>
-            </w:hyperlink>
-            <w:r>
-              <w:rPr>
-                <w:bCs/>
-              </w:rPr>
-              <w:t xml:space="preserve"> </w:t>
-            </w:r>
-          </w:p>
-        </w:tc>
-        <w:tc>
-          <w:tcPr>
-            <w:tcW w:w="3402" w:type="dxa"/>
-          </w:tcPr>
-          <w:p>
-            <w:pPr>
-              <w:ind w:firstLine="0"/>
-              <w:rPr>
-                <w:b/>
-              </w:rPr>
-            </w:pPr>
-            <w:r>
-              <w:t>Свободно распространяемое ПО</w:t>
-            </w:r>
-          </w:p>
-        </w:tc>
-      </w:tr>
-      <w:tr>
-        <w:tc>
-          <w:tcPr>
-            <w:tcW w:w="6062" w:type="dxa"/>
-          </w:tcPr>
-          <w:p>
-            <w:pPr>
-              <w:ind w:firstLine="0"/>
-            </w:pPr>
-            <w:r>
-              <w:t xml:space="preserve">Редактор для создания </w:t>
-            </w:r>
-            <w:proofErr w:type="spellStart"/>
-            <w:r>
-              <w:t>LaTeX</w:t>
-            </w:r>
-            <w:proofErr w:type="spellEnd"/>
-            <w:r>
-              <w:t>-документов — текстовых файлов, содержащих в</w:t>
-            </w:r>
-            <w:r>
-              <w:t>е</w:t>
-            </w:r>
-            <w:r>
-              <w:t xml:space="preserve">рстку и разметку на языке </w:t>
-            </w:r>
-            <w:proofErr w:type="spellStart"/>
-            <w:r>
-              <w:t>LaTeX</w:t>
-            </w:r>
-            <w:proofErr w:type="spellEnd"/>
-          </w:p>
-          <w:p>
-            <w:pPr>
-              <w:ind w:firstLine="0"/>
-              <w:rPr>
-                <w:bCs/>
-              </w:rPr>
-            </w:pPr>
-            <w:proofErr w:type="spellStart"/>
-            <w:r>
-              <w:t>Texmaker</w:t>
-            </w:r>
-            <w:proofErr w:type="spellEnd"/>
-          </w:p>
-        </w:tc>
-        <w:tc>
-          <w:tcPr>
-            <w:tcW w:w="3402" w:type="dxa"/>
-          </w:tcPr>
-          <w:p>
-            <w:pPr>
-              <w:ind w:firstLine="0"/>
-            </w:pPr>
-            <w:r>
-              <w:t>Свободно распространяемое ПО</w:t>
-            </w:r>
-          </w:p>
-        </w:tc>
-      </w:tr>
-      <w:tr>
-        <w:tc>
-          <w:tcPr>
-            <w:tcW w:w="6062" w:type="dxa"/>
-          </w:tcPr>
-          <w:p>
-            <w:pPr>
-              <w:ind w:firstLine="0"/>
-              <w:rPr>
-                <w:bCs/>
-              </w:rPr>
-            </w:pPr>
-            <w:r>
-              <w:rPr>
-                <w:bCs/>
-              </w:rPr>
-              <w:t xml:space="preserve">Система компьютерной алгебры </w:t>
-            </w:r>
-            <w:proofErr w:type="spellStart"/>
-            <w:r>
-              <w:rPr>
-                <w:bCs/>
-                <w:lang w:val="en-US"/>
-              </w:rPr>
-              <w:t>wxMaxima</w:t>
-            </w:r>
-            <w:proofErr w:type="spellEnd"/>
-            <w:r>
-              <w:rPr>
-                <w:bCs/>
-              </w:rPr>
-              <w:t xml:space="preserve"> </w:t>
-            </w:r>
-            <w:hyperlink r:id="rId32" w:history="1">
-              <w:r>
-                <w:rPr>
-                  <w:rStyle w:val="a3"/>
-                  <w:bCs/>
-                </w:rPr>
-                <w:t>https://maxima.sourceforge.io/ru/index.html</w:t>
-              </w:r>
-            </w:hyperlink>
-          </w:p>
-        </w:tc>
-        <w:tc>
-          <w:tcPr>
-            <w:tcW w:w="3402" w:type="dxa"/>
-          </w:tcPr>
-          <w:p>
-            <w:pPr>
-              <w:ind w:firstLine="0"/>
-              <w:rPr>
-                <w:b/>
-              </w:rPr>
-            </w:pPr>
-            <w:r>
-              <w:t>Свободно распространяемое ПО</w:t>
-            </w:r>
-          </w:p>
-        </w:tc>
-      </w:tr>
-      <w:tr>
-        <w:tc>
-          <w:tcPr>
-            <w:tcW w:w="6062" w:type="dxa"/>
-          </w:tcPr>
-          <w:p>
-            <w:pPr>
-              <w:ind w:firstLine="0"/>
-              <w:rPr>
-                <w:bCs/>
-              </w:rPr>
-            </w:pPr>
-            <w:proofErr w:type="spellStart"/>
-            <w:r>
-              <w:t>AnyLogic</w:t>
-            </w:r>
-            <w:proofErr w:type="spellEnd"/>
-            <w:r>
-              <w:t> </w:t>
-            </w:r>
-            <w:r>
-              <w:rPr>
-                <w:bCs/>
-              </w:rPr>
-              <w:t xml:space="preserve">— программное обеспечение для имитационного моделирования, </w:t>
-            </w:r>
-            <w:hyperlink r:id="rId33" w:history="1">
-              <w:r>
-                <w:rPr>
-                  <w:rStyle w:val="a3"/>
-                  <w:bCs/>
-                </w:rPr>
-                <w:t>https://www.anylogic.ru/</w:t>
-              </w:r>
-            </w:hyperlink>
-            <w:r>
-              <w:rPr>
-                <w:bCs/>
-              </w:rPr>
-              <w:t xml:space="preserve"> </w:t>
-            </w:r>
-          </w:p>
-        </w:tc>
-        <w:tc>
-          <w:tcPr>
-            <w:tcW w:w="3402" w:type="dxa"/>
-          </w:tcPr>
-          <w:p>
-            <w:pPr>
-              <w:ind w:firstLine="0"/>
-              <w:rPr>
-                <w:b/>
-              </w:rPr>
-            </w:pPr>
-            <w:r>
-              <w:t>Свободно распространяемое ПО</w:t>
-            </w:r>
-            <w:r>
-              <w:t xml:space="preserve"> (</w:t>
-            </w:r>
-            <w:r>
-              <w:rPr>
-                <w:lang w:val="en-US"/>
-              </w:rPr>
-              <w:t>PLE</w:t>
-            </w:r>
-            <w:r>
-              <w:t xml:space="preserve"> – </w:t>
-            </w:r>
-            <w:r>
-              <w:t>пакет для начинающих и студентов</w:t>
-            </w:r>
-            <w:r>
-              <w:t>)</w:t>
+        <w:trPr/>
+        <w:tc>
+          <w:tcPr>
+            <w:tcW w:w="2903" w:type="pct"/>
+          </w:tcPr>
+          <w:p>
+            <w:pPr>
+              <w:ind w:firstLine="0"/>
+            </w:pPr>
+            <w:r>
+              <w:t xml:space="preserve">TeXstudio</w:t>
+            </w:r>
+          </w:p>
+        </w:tc>
+        <w:tc>
+          <w:tcPr>
+            <w:tcW w:w="2097" w:type="pct"/>
+          </w:tcPr>
+          <w:p>
+            <w:pPr>
+              <w:ind w:firstLine="0"/>
+            </w:pPr>
+            <w:r>
+              <w:t xml:space="preserve">Указано в перечне дополнительного ПО (категория «Полиграфия и предпечатная подготовка»).</w:t>
             </w:r>
           </w:p>
         </w:tc>
       </w:tr>
     </w:tbl>
-    <w:p>
-      <w:pPr>
-        <w:rPr>
-          <w:sz w:val="28"/>
-          <w:szCs w:val="28"/>
-        </w:rPr>
-      </w:pPr>
-    </w:p>
-    <w:p>
+    <w:p xmlns:w="http://schemas.openxmlformats.org/wordprocessingml/2006/main" xmlns:w14="http://schemas.microsoft.com/office/word/2010/wordml">
       <w:pPr>
         <w:ind w:firstLine="567"/>
         <w:rPr>
@@ -15629,7 +15092,16 @@
           <w:sz w:val="28"/>
           <w:szCs w:val="28"/>
         </w:rPr>
-      </w:pPr>
+        <w:spacing w:before="0" w:after="0" w:line="20" w:lineRule="exact"/>
+      </w:pPr>
+      <w:r>
+        <w:rPr>
+          <w:b/>
+          <w:sz w:val="28"/>
+          <w:szCs w:val="28"/>
+        </w:rPr>
+        <w:t xml:space="preserve"/>
+      </w:r>
     </w:p>
     <w:p>
       <w:pPr>
@@ -19112,21 +18584,13 @@
         <w:t>«____» __________ 20___г.</w:t>
       </w:r>
     </w:p>
-    <w:p>
-      <w:pPr>
-        <w:ind w:firstLine="0"/>
-      </w:pPr>
-      <w:r>
-        <w:t xml:space="preserve">                                      </w:t>
-      </w:r>
-      <w:r>
-        <w:t>Срок сдачи студентом отчета</w:t>
-      </w:r>
-      <w:r>
-        <w:t xml:space="preserve"> «___» ___________ 20____ г. </w:t>
-      </w:r>
-      <w:r>
-        <w:t xml:space="preserve"> </w:t>
+    <w:p xmlns:w="http://schemas.openxmlformats.org/wordprocessingml/2006/main" xmlns:w14="http://schemas.microsoft.com/office/word/2010/wordml">
+      <w:pPr>
+        <w:ind w:left="0" w:right="0" w:firstLine="0"/>
+        <w:jc w:val="left"/>
+      </w:pPr>
+      <w:r>
+        <w:t xml:space="preserve">Срок сдачи студентом отчета «___» ___________ 20____ г.</w:t>
       </w:r>
     </w:p>
     <w:p>
@@ -19676,7 +19140,7 @@
             </w:r>
           </w:p>
         </w:tc>
-        <w:tc>
+        <w:tc xmlns:w="http://schemas.openxmlformats.org/wordprocessingml/2006/main" xmlns:w14="http://schemas.microsoft.com/office/word/2010/wordml">
           <w:tcPr>
             <w:tcW w:w="4262" w:type="dxa"/>
           </w:tcPr>
@@ -19689,7 +19153,7 @@
                 <w:sz w:val="20"/>
                 <w:szCs w:val="20"/>
               </w:rPr>
-              <w:t>Написание статьи по результатам исследований</w:t>
+              <w:t xml:space="preserve">Подготовка научного текста по результатам исследования</w:t>
             </w:r>
           </w:p>
         </w:tc>
@@ -19754,7 +19218,7 @@
             </w:r>
           </w:p>
         </w:tc>
-        <w:tc>
+        <w:tc xmlns:w="http://schemas.openxmlformats.org/wordprocessingml/2006/main" xmlns:w14="http://schemas.microsoft.com/office/word/2010/wordml">
           <w:tcPr>
             <w:tcW w:w="4262" w:type="dxa"/>
           </w:tcPr>
@@ -19771,7 +19235,7 @@
                 <w:sz w:val="20"/>
                 <w:szCs w:val="20"/>
               </w:rPr>
-              <w:t>Участие в научных мероприятиях</w:t>
+              <w:t xml:space="preserve">Участие в научных мероприятиях (при наличии)</w:t>
             </w:r>
           </w:p>
         </w:tc>
@@ -20521,21 +19985,13 @@
         <w:t>«____» __________ 20___г.</w:t>
       </w:r>
     </w:p>
-    <w:p>
-      <w:pPr>
-        <w:ind w:firstLine="0"/>
-      </w:pPr>
-      <w:r>
-        <w:t xml:space="preserve">                                      </w:t>
-      </w:r>
-      <w:r>
-        <w:t>Срок сдачи студентом отчета</w:t>
-      </w:r>
-      <w:r>
-        <w:t xml:space="preserve"> «___» ___________ 20____ г. </w:t>
-      </w:r>
-      <w:r>
-        <w:t xml:space="preserve"> </w:t>
+    <w:p xmlns:w="http://schemas.openxmlformats.org/wordprocessingml/2006/main" xmlns:w14="http://schemas.microsoft.com/office/word/2010/wordml">
+      <w:pPr>
+        <w:ind w:left="0" w:right="0" w:firstLine="0"/>
+        <w:jc w:val="left"/>
+      </w:pPr>
+      <w:r>
+        <w:t xml:space="preserve">Срок сдачи студентом отчета «___» ___________ 20____ г.</w:t>
       </w:r>
     </w:p>
     <w:p>
@@ -21263,7 +20719,7 @@
             </w:r>
           </w:p>
         </w:tc>
-        <w:tc>
+        <w:tc xmlns:w="http://schemas.openxmlformats.org/wordprocessingml/2006/main" xmlns:w14="http://schemas.microsoft.com/office/word/2010/wordml">
           <w:tcPr>
             <w:tcW w:w="4176" w:type="dxa"/>
           </w:tcPr>
@@ -21280,7 +20736,7 @@
                 <w:sz w:val="20"/>
                 <w:szCs w:val="20"/>
               </w:rPr>
-              <w:t>Участие в научных мероприятиях</w:t>
+              <w:t xml:space="preserve">Участие в научных мероприятиях (при наличии)</w:t>
             </w:r>
           </w:p>
         </w:tc>
